--- a/_demos/Demo_TAB.docx
+++ b/_demos/Demo_TAB.docx
@@ -813,7 +813,7 @@
           <w:sz w:val="19"/>
           <w:szCs w:val="19"/>
         </w:rPr>
-        <w:t xml:space="preserve">System.out.println(Arrays.toString(releve));   // ?</w:t>
+        <w:t xml:space="preserve">System.out.println(Arrays.toString(releve));   // ?</w:t>
       </w:r>
     </w:p>
     <w:p>

--- a/_demos/Demo_TAB.docx
+++ b/_demos/Demo_TAB.docx
@@ -4,7 +4,48 @@
   <w:body>
     <w:p>
       <w:pPr>
-        <w:spacing w:after="100" w:before="1000"/>
+        <w:spacing w:after="0"/>
+      </w:pPr>
+      <w:r>
+        <w:drawing>
+          <wp:inline distT="0" distB="0" distL="0" distR="0">
+            <wp:extent cx="1514475" cy="723900"/>
+            <wp:docPr id="9901" name="logo_ephec" descr="Logo de l'EPHEC" title="EPHEC"/>
+            <wp:cNvGraphicFramePr>
+              <a:graphicFrameLocks xmlns:a="http://schemas.openxmlformats.org/drawingml/2006/main" noChangeAspect="1"/>
+            </wp:cNvGraphicFramePr>
+            <a:graphic xmlns:a="http://schemas.openxmlformats.org/drawingml/2006/main">
+              <a:graphicData uri="http://schemas.openxmlformats.org/drawingml/2006/picture">
+                <pic:pic xmlns:pic="http://schemas.openxmlformats.org/drawingml/2006/picture">
+                  <pic:nvPicPr>
+                    <pic:cNvPr id="9901" name="logo_ephec.png"/>
+                    <pic:cNvPicPr/>
+                  </pic:nvPicPr>
+                  <pic:blipFill>
+                    <a:blip xmlns:r="http://schemas.openxmlformats.org/officeDocument/2006/relationships" r:embed="rIdLogoEphec"/>
+                    <a:stretch>
+                      <a:fillRect/>
+                    </a:stretch>
+                  </pic:blipFill>
+                  <pic:spPr>
+                    <a:xfrm>
+                      <a:off x="0" y="0"/>
+                      <a:ext cx="1514475" cy="723900"/>
+                    </a:xfrm>
+                    <a:prstGeom prst="rect">
+                      <a:avLst/>
+                    </a:prstGeom>
+                  </pic:spPr>
+                </pic:pic>
+              </a:graphicData>
+            </a:graphic>
+          </wp:inline>
+        </w:drawing>
+      </w:r>
+    </w:p>
+    <w:p>
+      <w:pPr>
+        <w:spacing w:after="100" w:before="500"/>
         <w:jc w:val="center"/>
       </w:pPr>
       <w:r>
@@ -370,9 +411,10 @@
       </w:pPr>
       <w:r>
         <w:rPr>
-          <w:rFonts w:ascii="Consolas" w:cs="Consolas" w:eastAsia="Consolas" w:hAnsi="Consolas"/>
-          <w:sz w:val="19"/>
-          <w:szCs w:val="19"/>
+          <w:rFonts w:ascii="Consolas" w:hAnsi="Consolas" w:cs="Consolas"/>
+          <w:color w:val="E97132" w:themeColor="accent2"/>
+          <w:sz w:val="18"/>
+          <w:szCs w:val="18"/>
         </w:rPr>
         <w:t xml:space="preserve">int[] lundi = new int[5];</w:t>
       </w:r>
@@ -386,9 +428,10 @@
       </w:pPr>
       <w:r>
         <w:rPr>
-          <w:rFonts w:ascii="Consolas" w:cs="Consolas" w:eastAsia="Consolas" w:hAnsi="Consolas"/>
-          <w:sz w:val="19"/>
-          <w:szCs w:val="19"/>
+          <w:rFonts w:ascii="Consolas" w:hAnsi="Consolas" w:cs="Consolas"/>
+          <w:color w:val="E97132" w:themeColor="accent2"/>
+          <w:sz w:val="18"/>
+          <w:szCs w:val="18"/>
         </w:rPr>
         <w:t xml:space="preserve">System.out.println(lundi[0]);</w:t>
       </w:r>
@@ -402,7 +445,23 @@
           <w:sz w:val="22"/>
           <w:szCs w:val="22"/>
         </w:rPr>
-        <w:t xml:space="preserve">Demander la réponse avant de lancer. Certains diront null, d'autres une erreur. C'est zéro.</w:t>
+        <w:t xml:space="preserve">Demander la réponse avant de lancer. Certains diront </w:t>
+      </w:r>
+      <w:r>
+        <w:rPr>
+          <w:rFonts w:ascii="Consolas" w:hAnsi="Consolas" w:cs="Consolas"/>
+          <w:color w:val="E97132" w:themeColor="accent2"/>
+          <w:sz w:val="18"/>
+          <w:szCs w:val="18"/>
+        </w:rPr>
+        <w:t xml:space="preserve">null</w:t>
+      </w:r>
+      <w:r>
+        <w:rPr>
+          <w:sz w:val="22"/>
+          <w:szCs w:val="22"/>
+        </w:rPr>
+        <w:t xml:space="preserve">, d'autres une erreur. C'est zéro.</w:t>
       </w:r>
     </w:p>
     <w:tbl>
@@ -453,7 +512,71 @@
                 <w:sz w:val="22"/>
                 <w:szCs w:val="22"/>
               </w:rPr>
-              <w:t xml:space="preserve">Un tableau de int naît rempli de zéros. Un tableau de String, lui, naît rempli de null — et c'est là que les NullPointerException commencent. Essayez chez vous.</w:t>
+              <w:t xml:space="preserve">Un tableau de </w:t>
+            </w:r>
+            <w:r>
+              <w:rPr>
+                <w:rFonts w:ascii="Consolas" w:hAnsi="Consolas" w:cs="Consolas"/>
+                <w:color w:val="E97132" w:themeColor="accent2"/>
+                <w:sz w:val="18"/>
+                <w:szCs w:val="18"/>
+              </w:rPr>
+              <w:t xml:space="preserve">int</w:t>
+            </w:r>
+            <w:r>
+              <w:rPr>
+                <w:sz w:val="22"/>
+                <w:szCs w:val="22"/>
+              </w:rPr>
+              <w:t xml:space="preserve"> naît rempli de zéros. Un tableau de </w:t>
+            </w:r>
+            <w:r>
+              <w:rPr>
+                <w:rFonts w:ascii="Consolas" w:hAnsi="Consolas" w:cs="Consolas"/>
+                <w:color w:val="E97132" w:themeColor="accent2"/>
+                <w:sz w:val="18"/>
+                <w:szCs w:val="18"/>
+              </w:rPr>
+              <w:t xml:space="preserve">String</w:t>
+            </w:r>
+            <w:r>
+              <w:rPr>
+                <w:sz w:val="22"/>
+                <w:szCs w:val="22"/>
+              </w:rPr>
+              <w:t xml:space="preserve">, lui, naît rempli de </w:t>
+            </w:r>
+            <w:r>
+              <w:rPr>
+                <w:rFonts w:ascii="Consolas" w:hAnsi="Consolas" w:cs="Consolas"/>
+                <w:color w:val="E97132" w:themeColor="accent2"/>
+                <w:sz w:val="18"/>
+                <w:szCs w:val="18"/>
+              </w:rPr>
+              <w:t xml:space="preserve">null</w:t>
+            </w:r>
+            <w:r>
+              <w:rPr>
+                <w:sz w:val="22"/>
+                <w:szCs w:val="22"/>
+              </w:rPr>
+              <w:t xml:space="preserve"> — et c'est là que les </w:t>
+            </w:r>
+            <w:r>
+              <w:rPr>
+                <w:rFonts w:ascii="Consolas" w:hAnsi="Consolas" w:cs="Consolas"/>
+                <w:color w:val="E97132" w:themeColor="accent2"/>
+                <w:sz w:val="18"/>
+                <w:szCs w:val="18"/>
+              </w:rPr>
+              <w:t xml:space="preserve">NullPointerException</w:t>
+            </w:r>
+            <w:r>
+              <w:rPr>
+                <w:sz w:val="22"/>
+                <w:szCs w:val="22"/>
+              </w:rPr>
+              <w:t xml:space="preserve"> commencent. Essayez chez vous.</w:t>
             </w:r>
           </w:p>
         </w:tc>
@@ -502,9 +625,10 @@
       </w:pPr>
       <w:r>
         <w:rPr>
-          <w:rFonts w:ascii="Consolas" w:cs="Consolas" w:eastAsia="Consolas" w:hAnsi="Consolas"/>
-          <w:sz w:val="19"/>
-          <w:szCs w:val="19"/>
+          <w:rFonts w:ascii="Consolas" w:hAnsi="Consolas" w:cs="Consolas"/>
+          <w:color w:val="E97132" w:themeColor="accent2"/>
+          <w:sz w:val="18"/>
+          <w:szCs w:val="18"/>
         </w:rPr>
         <w:t xml:space="preserve">System.out.println(lundi);</w:t>
       </w:r>
@@ -530,9 +654,10 @@
       </w:pPr>
       <w:r>
         <w:rPr>
-          <w:rFonts w:ascii="Consolas" w:cs="Consolas" w:eastAsia="Consolas" w:hAnsi="Consolas"/>
-          <w:sz w:val="19"/>
-          <w:szCs w:val="19"/>
+          <w:rFonts w:ascii="Consolas" w:hAnsi="Consolas" w:cs="Consolas"/>
+          <w:color w:val="E97132" w:themeColor="accent2"/>
+          <w:sz w:val="18"/>
+          <w:szCs w:val="18"/>
         </w:rPr>
         <w:t xml:space="preserve">[I@4b67cf4d</w:t>
       </w:r>
@@ -555,7 +680,55 @@
           <w:sz w:val="22"/>
           <w:szCs w:val="22"/>
         </w:rPr>
-        <w:t xml:space="preserve">Le crochet dit « tableau », le I dit « de int », et ce qui suit l'arobase est l'adresse. Un tableau n'a pas de toString() utile, donc on obtient celui d'Object.</w:t>
+        <w:t xml:space="preserve">Le crochet dit « tableau », le I dit « de </w:t>
+      </w:r>
+      <w:r>
+        <w:rPr>
+          <w:rFonts w:ascii="Consolas" w:hAnsi="Consolas" w:cs="Consolas"/>
+          <w:color w:val="E97132" w:themeColor="accent2"/>
+          <w:sz w:val="18"/>
+          <w:szCs w:val="18"/>
+        </w:rPr>
+        <w:t xml:space="preserve">int</w:t>
+      </w:r>
+      <w:r>
+        <w:rPr>
+          <w:sz w:val="22"/>
+          <w:szCs w:val="22"/>
+        </w:rPr>
+        <w:t xml:space="preserve"> », et ce qui suit l'arobase est l'adresse. Un tableau n'a pas de </w:t>
+      </w:r>
+      <w:r>
+        <w:rPr>
+          <w:rFonts w:ascii="Consolas" w:hAnsi="Consolas" w:cs="Consolas"/>
+          <w:color w:val="E97132" w:themeColor="accent2"/>
+          <w:sz w:val="18"/>
+          <w:szCs w:val="18"/>
+        </w:rPr>
+        <w:t xml:space="preserve">toString()</w:t>
+      </w:r>
+      <w:r>
+        <w:rPr>
+          <w:sz w:val="22"/>
+          <w:szCs w:val="22"/>
+        </w:rPr>
+        <w:t xml:space="preserve"> utile, donc on obtient celui d'</w:t>
+      </w:r>
+      <w:r>
+        <w:rPr>
+          <w:rFonts w:ascii="Consolas" w:hAnsi="Consolas" w:cs="Consolas"/>
+          <w:color w:val="E97132" w:themeColor="accent2"/>
+          <w:sz w:val="18"/>
+          <w:szCs w:val="18"/>
+        </w:rPr>
+        <w:t xml:space="preserve">Object</w:t>
+      </w:r>
+      <w:r>
+        <w:rPr>
+          <w:sz w:val="22"/>
+          <w:szCs w:val="22"/>
+        </w:rPr>
+        <w:t xml:space="preserve">.</w:t>
       </w:r>
     </w:p>
     <w:p>
@@ -567,9 +740,10 @@
       </w:pPr>
       <w:r>
         <w:rPr>
-          <w:rFonts w:ascii="Consolas" w:cs="Consolas" w:eastAsia="Consolas" w:hAnsi="Consolas"/>
-          <w:sz w:val="19"/>
-          <w:szCs w:val="19"/>
+          <w:rFonts w:ascii="Consolas" w:hAnsi="Consolas" w:cs="Consolas"/>
+          <w:color w:val="E97132" w:themeColor="accent2"/>
+          <w:sz w:val="18"/>
+          <w:szCs w:val="18"/>
         </w:rPr>
         <w:t xml:space="preserve">System.out.println(Arrays.toString(lundi));</w:t>
       </w:r>
@@ -671,9 +845,10 @@
       </w:pPr>
       <w:r>
         <w:rPr>
-          <w:rFonts w:ascii="Consolas" w:cs="Consolas" w:eastAsia="Consolas" w:hAnsi="Consolas"/>
-          <w:sz w:val="19"/>
-          <w:szCs w:val="19"/>
+          <w:rFonts w:ascii="Consolas" w:hAnsi="Consolas" w:cs="Consolas"/>
+          <w:color w:val="E97132" w:themeColor="accent2"/>
+          <w:sz w:val="18"/>
+          <w:szCs w:val="18"/>
         </w:rPr>
         <w:t xml:space="preserve">lundi.length      un CHAMP, pas de parentheses</w:t>
       </w:r>
@@ -687,9 +862,10 @@
       </w:pPr>
       <w:r>
         <w:rPr>
-          <w:rFonts w:ascii="Consolas" w:cs="Consolas" w:eastAsia="Consolas" w:hAnsi="Consolas"/>
-          <w:sz w:val="19"/>
-          <w:szCs w:val="19"/>
+          <w:rFonts w:ascii="Consolas" w:hAnsi="Consolas" w:cs="Consolas"/>
+          <w:color w:val="E97132" w:themeColor="accent2"/>
+          <w:sz w:val="18"/>
+          <w:szCs w:val="18"/>
         </w:rPr>
         <w:t xml:space="preserve">nom.length()      une METHODE, avec parentheses</w:t>
       </w:r>
@@ -753,10 +929,10 @@
       </w:r>
       <w:r>
         <w:rPr>
-          <w:rFonts w:ascii="Consolas" w:cs="Consolas" w:eastAsia="Consolas" w:hAnsi="Consolas"/>
-          <w:color w:val="8B2500"/>
-          <w:sz w:val="22"/>
-          <w:szCs w:val="22"/>
+          <w:rFonts w:ascii="Consolas" w:hAnsi="Consolas" w:cs="Consolas"/>
+          <w:color w:val="E97132" w:themeColor="accent2"/>
+          <w:sz w:val="18"/>
+          <w:szCs w:val="18"/>
         </w:rPr>
         <w:t xml:space="preserve">remettreAZero(int[] tableau)</w:t>
       </w:r>
@@ -777,9 +953,10 @@
       </w:pPr>
       <w:r>
         <w:rPr>
-          <w:rFonts w:ascii="Consolas" w:cs="Consolas" w:eastAsia="Consolas" w:hAnsi="Consolas"/>
-          <w:sz w:val="19"/>
-          <w:szCs w:val="19"/>
+          <w:rFonts w:ascii="Consolas" w:hAnsi="Consolas" w:cs="Consolas"/>
+          <w:color w:val="E97132" w:themeColor="accent2"/>
+          <w:sz w:val="18"/>
+          <w:szCs w:val="18"/>
         </w:rPr>
         <w:t xml:space="preserve">int[] releve = {12, 8, 21, 5, 17};</w:t>
       </w:r>
@@ -793,9 +970,10 @@
       </w:pPr>
       <w:r>
         <w:rPr>
-          <w:rFonts w:ascii="Consolas" w:cs="Consolas" w:eastAsia="Consolas" w:hAnsi="Consolas"/>
-          <w:sz w:val="19"/>
-          <w:szCs w:val="19"/>
+          <w:rFonts w:ascii="Consolas" w:hAnsi="Consolas" w:cs="Consolas"/>
+          <w:color w:val="E97132" w:themeColor="accent2"/>
+          <w:sz w:val="18"/>
+          <w:szCs w:val="18"/>
         </w:rPr>
         <w:t xml:space="preserve">remettreAZero(releve);</w:t>
       </w:r>
@@ -809,9 +987,10 @@
       </w:pPr>
       <w:r>
         <w:rPr>
-          <w:rFonts w:ascii="Consolas" w:cs="Consolas" w:eastAsia="Consolas" w:hAnsi="Consolas"/>
-          <w:sz w:val="19"/>
-          <w:szCs w:val="19"/>
+          <w:rFonts w:ascii="Consolas" w:hAnsi="Consolas" w:cs="Consolas"/>
+          <w:color w:val="E97132" w:themeColor="accent2"/>
+          <w:sz w:val="18"/>
+          <w:szCs w:val="18"/>
         </w:rPr>
         <w:t xml:space="preserve">System.out.println(Arrays.toString(releve));   // ?</w:t>
       </w:r>
@@ -895,10 +1074,10 @@
       </w:r>
       <w:r>
         <w:rPr>
-          <w:rFonts w:ascii="Consolas" w:cs="Consolas" w:eastAsia="Consolas" w:hAnsi="Consolas"/>
-          <w:color w:val="8B2500"/>
-          <w:sz w:val="22"/>
-          <w:szCs w:val="22"/>
+          <w:rFonts w:ascii="Consolas" w:hAnsi="Consolas" w:cs="Consolas"/>
+          <w:color w:val="E97132" w:themeColor="accent2"/>
+          <w:sz w:val="18"/>
+          <w:szCs w:val="18"/>
         </w:rPr>
         <w:t xml:space="preserve">Arrays.copyOf</w:t>
       </w:r>
@@ -953,9 +1132,10 @@
       </w:pPr>
       <w:r>
         <w:rPr>
-          <w:rFonts w:ascii="Consolas" w:cs="Consolas" w:eastAsia="Consolas" w:hAnsi="Consolas"/>
-          <w:sz w:val="19"/>
-          <w:szCs w:val="19"/>
+          <w:rFonts w:ascii="Consolas" w:hAnsi="Consolas" w:cs="Consolas"/>
+          <w:color w:val="E97132" w:themeColor="accent2"/>
+          <w:sz w:val="18"/>
+          <w:szCs w:val="18"/>
         </w:rPr>
         <w:t xml:space="preserve">int[][] semaine = new int[5][7];</w:t>
       </w:r>
@@ -969,9 +1149,10 @@
       </w:pPr>
       <w:r>
         <w:rPr>
-          <w:rFonts w:ascii="Consolas" w:cs="Consolas" w:eastAsia="Consolas" w:hAnsi="Consolas"/>
-          <w:sz w:val="19"/>
-          <w:szCs w:val="19"/>
+          <w:rFonts w:ascii="Consolas" w:hAnsi="Consolas" w:cs="Consolas"/>
+          <w:color w:val="E97132" w:themeColor="accent2"/>
+          <w:sz w:val="18"/>
+          <w:szCs w:val="18"/>
         </w:rPr>
         <w:t xml:space="preserve">semaine.length        -&gt; 5</w:t>
       </w:r>
@@ -985,9 +1166,10 @@
       </w:pPr>
       <w:r>
         <w:rPr>
-          <w:rFonts w:ascii="Consolas" w:cs="Consolas" w:eastAsia="Consolas" w:hAnsi="Consolas"/>
-          <w:sz w:val="19"/>
-          <w:szCs w:val="19"/>
+          <w:rFonts w:ascii="Consolas" w:hAnsi="Consolas" w:cs="Consolas"/>
+          <w:color w:val="E97132" w:themeColor="accent2"/>
+          <w:sz w:val="18"/>
+          <w:szCs w:val="18"/>
         </w:rPr>
         <w:t xml:space="preserve">semaine[0].length     -&gt; 7</w:t>
       </w:r>
@@ -1055,7 +1237,39 @@
           <w:sz w:val="22"/>
           <w:szCs w:val="22"/>
         </w:rPr>
-        <w:t xml:space="preserve">Conséquence immédiate : les lignes n'ont pas à être de la même longueur. Le montrer, parce que ça surprend, et parce que ça explique pourquoi le for-each imbriqué doit parcourir des int[] avant de parcourir des int.</w:t>
+        <w:t xml:space="preserve">Conséquence immédiate : les lignes n'ont pas à être de la même longueur. Le montrer, parce que ça surprend, et parce que ça explique pourquoi le </w:t>
+      </w:r>
+      <w:r>
+        <w:rPr>
+          <w:rFonts w:ascii="Consolas" w:hAnsi="Consolas" w:cs="Consolas"/>
+          <w:color w:val="E97132" w:themeColor="accent2"/>
+          <w:sz w:val="18"/>
+          <w:szCs w:val="18"/>
+        </w:rPr>
+        <w:t xml:space="preserve">for-each</w:t>
+      </w:r>
+      <w:r>
+        <w:rPr>
+          <w:sz w:val="22"/>
+          <w:szCs w:val="22"/>
+        </w:rPr>
+        <w:t xml:space="preserve"> imbriqué doit parcourir des int[] avant de parcourir des </w:t>
+      </w:r>
+      <w:r>
+        <w:rPr>
+          <w:rFonts w:ascii="Consolas" w:hAnsi="Consolas" w:cs="Consolas"/>
+          <w:color w:val="E97132" w:themeColor="accent2"/>
+          <w:sz w:val="18"/>
+          <w:szCs w:val="18"/>
+        </w:rPr>
+        <w:t xml:space="preserve">int</w:t>
+      </w:r>
+      <w:r>
+        <w:rPr>
+          <w:sz w:val="22"/>
+          <w:szCs w:val="22"/>
+        </w:rPr>
+        <w:t xml:space="preserve">.</w:t>
       </w:r>
     </w:p>
     <w:p>
@@ -1067,9 +1281,10 @@
       </w:pPr>
       <w:r>
         <w:rPr>
-          <w:rFonts w:ascii="Consolas" w:cs="Consolas" w:eastAsia="Consolas" w:hAnsi="Consolas"/>
-          <w:sz w:val="19"/>
-          <w:szCs w:val="19"/>
+          <w:rFonts w:ascii="Consolas" w:hAnsi="Consolas" w:cs="Consolas"/>
+          <w:color w:val="E97132" w:themeColor="accent2"/>
+          <w:sz w:val="18"/>
+          <w:szCs w:val="18"/>
         </w:rPr>
         <w:t xml:space="preserve">int[][] irregulier = new int[3][];</w:t>
       </w:r>
@@ -1083,9 +1298,10 @@
       </w:pPr>
       <w:r>
         <w:rPr>
-          <w:rFonts w:ascii="Consolas" w:cs="Consolas" w:eastAsia="Consolas" w:hAnsi="Consolas"/>
-          <w:sz w:val="19"/>
-          <w:szCs w:val="19"/>
+          <w:rFonts w:ascii="Consolas" w:hAnsi="Consolas" w:cs="Consolas"/>
+          <w:color w:val="E97132" w:themeColor="accent2"/>
+          <w:sz w:val="18"/>
+          <w:szCs w:val="18"/>
         </w:rPr>
         <w:t xml:space="preserve">irregulier[0] = new int[]{1, 2};</w:t>
       </w:r>
@@ -1099,9 +1315,10 @@
       </w:pPr>
       <w:r>
         <w:rPr>
-          <w:rFonts w:ascii="Consolas" w:cs="Consolas" w:eastAsia="Consolas" w:hAnsi="Consolas"/>
-          <w:sz w:val="19"/>
-          <w:szCs w:val="19"/>
+          <w:rFonts w:ascii="Consolas" w:hAnsi="Consolas" w:cs="Consolas"/>
+          <w:color w:val="E97132" w:themeColor="accent2"/>
+          <w:sz w:val="18"/>
+          <w:szCs w:val="18"/>
         </w:rPr>
         <w:t xml:space="preserve">irregulier[1] = new int[]{1, 2, 3, 4};</w:t>
       </w:r>
@@ -1201,19 +1418,46 @@
             </w:pPr>
             <w:r>
               <w:rPr>
+                <w:rFonts w:ascii="Consolas" w:hAnsi="Consolas" w:cs="Consolas"/>
+                <w:b/>
+                <w:bCs/>
+                <w:color w:val="E97132" w:themeColor="accent2"/>
+                <w:sz w:val="18"/>
+                <w:szCs w:val="18"/>
+              </w:rPr>
+              <w:t xml:space="preserve">length()</w:t>
+            </w:r>
+            <w:r>
+              <w:rPr>
                 <w:b/>
                 <w:bCs/>
                 <w:sz w:val="22"/>
                 <w:szCs w:val="22"/>
               </w:rPr>
-              <w:t xml:space="preserve">length() sur un tableau. </w:t>
+              <w:t xml:space="preserve"> sur un tableau. </w:t>
             </w:r>
             <w:r>
               <w:rPr>
                 <w:sz w:val="22"/>
                 <w:szCs w:val="22"/>
               </w:rPr>
-              <w:t xml:space="preserve">Taper les parenthèses exprès, et lire l'erreur : cannot find symbol — method length(). Le message ne dit pas « retirez les parenthèses », et c'est justement le genre de message qu'ils devront apprendre à traduire.</w:t>
+              <w:t xml:space="preserve">Taper les parenthèses exprès, et lire l'erreur : cannot find symbol — method </w:t>
+            </w:r>
+            <w:r>
+              <w:rPr>
+                <w:rFonts w:ascii="Consolas" w:hAnsi="Consolas" w:cs="Consolas"/>
+                <w:color w:val="E97132" w:themeColor="accent2"/>
+                <w:sz w:val="18"/>
+                <w:szCs w:val="18"/>
+              </w:rPr>
+              <w:t xml:space="preserve">length()</w:t>
+            </w:r>
+            <w:r>
+              <w:rPr>
+                <w:sz w:val="22"/>
+                <w:szCs w:val="22"/>
+              </w:rPr>
+              <w:t xml:space="preserve">. Le message ne dit pas « retirez les parenthèses », et c'est justement le genre de message qu'ils devront apprendre à traduire.</w:t>
             </w:r>
           </w:p>
         </w:tc>
@@ -1329,7 +1573,8 @@
             </w:pPr>
             <w:r>
               <w:rPr>
-                <w:rFonts w:ascii="Consolas" w:cs="Consolas" w:eastAsia="Consolas" w:hAnsi="Consolas"/>
+                <w:rFonts w:ascii="Consolas" w:hAnsi="Consolas" w:cs="Consolas"/>
+                <w:color w:val="E97132" w:themeColor="accent2"/>
                 <w:sz w:val="18"/>
                 <w:szCs w:val="18"/>
               </w:rPr>
@@ -1381,7 +1626,8 @@
             </w:pPr>
             <w:r>
               <w:rPr>
-                <w:rFonts w:ascii="Consolas" w:cs="Consolas" w:eastAsia="Consolas" w:hAnsi="Consolas"/>
+                <w:rFonts w:ascii="Consolas" w:hAnsi="Consolas" w:cs="Consolas"/>
+                <w:color w:val="E97132" w:themeColor="accent2"/>
                 <w:sz w:val="18"/>
                 <w:szCs w:val="18"/>
               </w:rPr>
@@ -1433,7 +1679,8 @@
             </w:pPr>
             <w:r>
               <w:rPr>
-                <w:rFonts w:ascii="Consolas" w:cs="Consolas" w:eastAsia="Consolas" w:hAnsi="Consolas"/>
+                <w:rFonts w:ascii="Consolas" w:hAnsi="Consolas" w:cs="Consolas"/>
+                <w:color w:val="E97132" w:themeColor="accent2"/>
                 <w:sz w:val="18"/>
                 <w:szCs w:val="18"/>
               </w:rPr>
@@ -1496,10 +1743,10 @@
       </w:r>
       <w:r>
         <w:rPr>
-          <w:rFonts w:ascii="Consolas" w:cs="Consolas" w:eastAsia="Consolas" w:hAnsi="Consolas"/>
-          <w:color w:val="8B2500"/>
-          <w:sz w:val="22"/>
-          <w:szCs w:val="22"/>
+          <w:rFonts w:ascii="Consolas" w:hAnsi="Consolas" w:cs="Consolas"/>
+          <w:color w:val="E97132" w:themeColor="accent2"/>
+          <w:sz w:val="18"/>
+          <w:szCs w:val="18"/>
         </w:rPr>
         <w:t xml:space="preserve">python3 _outils/preparer_demo.py tab</w:t>
       </w:r>
@@ -1778,7 +2025,13 @@
 <file path=word/styles.xml><?xml version="1.0" encoding="utf-8"?>
 <w:styles xmlns:mc="http://schemas.openxmlformats.org/markup-compatibility/2006" xmlns:r="http://schemas.openxmlformats.org/officeDocument/2006/relationships" xmlns:w="http://schemas.openxmlformats.org/wordprocessingml/2006/main" xmlns:w14="http://schemas.microsoft.com/office/word/2010/wordml" xmlns:w15="http://schemas.microsoft.com/office/word/2012/wordml" mc:Ignorable="w14 w15">
   <w:docDefaults>
-    <w:rPrDefault/>
+    <w:rPrDefault>
+      <w:rPr>
+        <w:rFonts w:ascii="Cormorant Garamond" w:hAnsi="Cormorant Garamond" w:eastAsia="Cormorant Garamond" w:cs="Cormorant Garamond"/>
+        <w:sz w:val="22"/>
+        <w:szCs w:val="22"/>
+      </w:rPr>
+    </w:rPrDefault>
     <w:pPrDefault/>
   </w:docDefaults>
   <w:style w:type="paragraph" w:styleId="Title">
@@ -1787,6 +2040,7 @@
     <w:next w:val="Normal"/>
     <w:qFormat/>
     <w:rPr>
+      <w:rFonts w:ascii="Cormorant Garamond" w:hAnsi="Cormorant Garamond" w:eastAsia="Cormorant Garamond" w:cs="Cormorant Garamond"/>
       <w:sz w:val="56"/>
       <w:szCs w:val="56"/>
     </w:rPr>
@@ -1797,6 +2051,7 @@
     <w:next w:val="Normal"/>
     <w:qFormat/>
     <w:rPr>
+      <w:rFonts w:ascii="Cormorant Garamond" w:hAnsi="Cormorant Garamond" w:eastAsia="Cormorant Garamond" w:cs="Cormorant Garamond"/>
       <w:color w:val="2E74B5"/>
       <w:sz w:val="32"/>
       <w:szCs w:val="32"/>
@@ -1808,6 +2063,7 @@
     <w:next w:val="Normal"/>
     <w:qFormat/>
     <w:rPr>
+      <w:rFonts w:ascii="Cormorant Garamond" w:hAnsi="Cormorant Garamond" w:eastAsia="Cormorant Garamond" w:cs="Cormorant Garamond"/>
       <w:color w:val="2E74B5"/>
       <w:sz w:val="26"/>
       <w:szCs w:val="26"/>
@@ -1819,6 +2075,7 @@
     <w:next w:val="Normal"/>
     <w:qFormat/>
     <w:rPr>
+      <w:rFonts w:ascii="Cormorant Garamond" w:hAnsi="Cormorant Garamond" w:eastAsia="Cormorant Garamond" w:cs="Cormorant Garamond"/>
       <w:color w:val="1F4D78"/>
       <w:sz w:val="24"/>
       <w:szCs w:val="24"/>
@@ -1830,6 +2087,7 @@
     <w:next w:val="Normal"/>
     <w:qFormat/>
     <w:rPr>
+      <w:rFonts w:ascii="Cormorant Garamond" w:hAnsi="Cormorant Garamond" w:eastAsia="Cormorant Garamond" w:cs="Cormorant Garamond"/>
       <w:i/>
       <w:iCs/>
       <w:color w:val="2E74B5"/>
@@ -1841,6 +2099,7 @@
     <w:next w:val="Normal"/>
     <w:qFormat/>
     <w:rPr>
+      <w:rFonts w:ascii="Cormorant Garamond" w:hAnsi="Cormorant Garamond" w:eastAsia="Cormorant Garamond" w:cs="Cormorant Garamond"/>
       <w:color w:val="2E74B5"/>
     </w:rPr>
   </w:style>
@@ -1850,6 +2109,7 @@
     <w:next w:val="Normal"/>
     <w:qFormat/>
     <w:rPr>
+      <w:rFonts w:ascii="Cormorant Garamond" w:hAnsi="Cormorant Garamond" w:eastAsia="Cormorant Garamond" w:cs="Cormorant Garamond"/>
       <w:color w:val="1F4D78"/>
     </w:rPr>
   </w:style>

--- a/_demos/Demo_TAB.docx
+++ b/_demos/Demo_TAB.docx
@@ -4,13 +4,16 @@
   <w:body>
     <w:p>
       <w:pPr>
-        <w:spacing w:after="0"/>
+        <w:tabs>
+          <w:tab w:val="right" w:pos="9026"/>
+        </w:tabs>
       </w:pPr>
       <w:r>
         <w:drawing>
           <wp:inline distT="0" distB="0" distL="0" distR="0">
             <wp:extent cx="1514475" cy="723900"/>
-            <wp:docPr id="9901" name="logo_ephec" descr="Logo de l'EPHEC" title="EPHEC"/>
+            <wp:effectExtent t="0" r="0" b="0" l="0"/>
+            <wp:docPr id="1" name="logo" descr="Logo de l'EPHEC" title="EPHEC"/>
             <wp:cNvGraphicFramePr>
               <a:graphicFrameLocks xmlns:a="http://schemas.openxmlformats.org/drawingml/2006/main" noChangeAspect="1"/>
             </wp:cNvGraphicFramePr>
@@ -18,16 +21,19 @@
               <a:graphicData uri="http://schemas.openxmlformats.org/drawingml/2006/picture">
                 <pic:pic xmlns:pic="http://schemas.openxmlformats.org/drawingml/2006/picture">
                   <pic:nvPicPr>
-                    <pic:cNvPr id="9901" name="logo_ephec.png"/>
-                    <pic:cNvPicPr/>
+                    <pic:cNvPr id="0" name="" descr=""/>
+                    <pic:cNvPicPr>
+                      <a:picLocks noChangeAspect="1" noChangeArrowheads="1"/>
+                    </pic:cNvPicPr>
                   </pic:nvPicPr>
                   <pic:blipFill>
-                    <a:blip xmlns:r="http://schemas.openxmlformats.org/officeDocument/2006/relationships" r:embed="rIdLogoEphec"/>
+                    <a:blip r:embed="rId7" cstate="none"/>
+                    <a:srcRect/>
                     <a:stretch>
                       <a:fillRect/>
                     </a:stretch>
                   </pic:blipFill>
-                  <pic:spPr>
+                  <pic:spPr bwMode="auto">
                     <a:xfrm>
                       <a:off x="0" y="0"/>
                       <a:ext cx="1514475" cy="723900"/>
@@ -42,52 +48,88 @@
           </wp:inline>
         </w:drawing>
       </w:r>
-    </w:p>
-    <w:p>
-      <w:pPr>
-        <w:spacing w:after="100" w:before="500"/>
-        <w:jc w:val="center"/>
-      </w:pPr>
-      <w:r>
-        <w:rPr>
-          <w:color w:val="595959"/>
-          <w:sz w:val="24"/>
-          <w:szCs w:val="24"/>
-        </w:rPr>
-        <w:t xml:space="preserve">Démonstration du cours</w:t>
-      </w:r>
-    </w:p>
-    <w:p>
-      <w:pPr>
-        <w:spacing w:after="100"/>
-        <w:jc w:val="center"/>
-      </w:pPr>
-      <w:r>
-        <w:rPr>
+      <w:r>
+        <w:rPr>
+          <w:rFonts w:ascii="Calibri" w:cs="Calibri" w:eastAsia="Calibri" w:hAnsi="Calibri"/>
+          <w:sz w:val="36"/>
+          <w:szCs w:val="36"/>
+        </w:rPr>
+        <w:tab/>
+      </w:r>
+      <w:r>
+        <w:rPr>
+          <w:rFonts w:ascii="Calibri" w:cs="Calibri" w:eastAsia="Calibri" w:hAnsi="Calibri"/>
+          <w:color w:val="000000"/>
+          <w:sz w:val="36"/>
+          <w:szCs w:val="36"/>
+        </w:rPr>
+        <w:t xml:space="preserve">Année académique </w:t>
+      </w:r>
+      <w:r>
+        <w:rPr>
+          <w:rFonts w:ascii="Calibri" w:cs="Calibri" w:eastAsia="Calibri" w:hAnsi="Calibri"/>
           <w:b/>
           <w:bCs/>
-          <w:color w:val="1F4E79"/>
-          <w:sz w:val="52"/>
-          <w:szCs w:val="52"/>
-        </w:rPr>
-        <w:t xml:space="preserve">TAB</w:t>
-      </w:r>
-    </w:p>
-    <w:p>
-      <w:pPr>
-        <w:spacing w:after="300"/>
+          <w:color w:val="000000"/>
+          <w:sz w:val="36"/>
+          <w:szCs w:val="36"/>
+        </w:rPr>
+        <w:t xml:space="preserve">2026-2027</w:t>
+      </w:r>
+    </w:p>
+    <w:p>
+      <w:pPr>
+        <w:spacing w:after="120" w:before="3900"/>
         <w:jc w:val="center"/>
       </w:pPr>
       <w:r>
         <w:rPr>
+          <w:rFonts w:ascii="Calibri" w:cs="Calibri" w:eastAsia="Calibri" w:hAnsi="Calibri"/>
+          <w:color w:val="000000"/>
+          <w:sz w:val="36"/>
+          <w:szCs w:val="36"/>
+        </w:rPr>
+        <w:t xml:space="preserve">Démonstration du cours</w:t>
+      </w:r>
+    </w:p>
+    <w:p>
+      <w:pPr>
+        <w:spacing w:after="100" w:before="0"/>
+        <w:jc w:val="center"/>
+      </w:pPr>
+      <w:r>
+        <w:rPr>
+          <w:rFonts w:ascii="Calibri" w:cs="Calibri" w:eastAsia="Calibri" w:hAnsi="Calibri"/>
           <w:b/>
           <w:bCs/>
-          <w:color w:val="1F4E79"/>
-          <w:sz w:val="30"/>
-          <w:szCs w:val="30"/>
+          <w:color w:val="000000"/>
+          <w:sz w:val="72"/>
+          <w:szCs w:val="72"/>
+        </w:rPr>
+        <w:t xml:space="preserve">TAB</w:t>
+      </w:r>
+    </w:p>
+    <w:p>
+      <w:pPr>
+        <w:spacing w:after="200" w:before="0"/>
+        <w:jc w:val="center"/>
+      </w:pPr>
+      <w:r>
+        <w:rPr>
+          <w:rFonts w:ascii="Calibri" w:cs="Calibri" w:eastAsia="Calibri" w:hAnsi="Calibri"/>
+          <w:b/>
+          <w:bCs/>
+          <w:color w:val="000000"/>
+          <w:sz w:val="40"/>
+          <w:szCs w:val="40"/>
         </w:rPr>
         <w:t xml:space="preserve">Cinq pièges, et pourquoi ils existent</w:t>
       </w:r>
+    </w:p>
+    <w:p>
+      <w:pPr>
+        <w:spacing w:before="400"/>
+      </w:pPr>
     </w:p>
     <w:tbl>
       <w:tblPr>
@@ -266,41 +308,40 @@
     </w:tbl>
     <w:p>
       <w:pPr>
-        <w:spacing w:after="120"/>
-      </w:pPr>
-      <w:r>
-        <w:rPr>
-          <w:sz w:val="22"/>
-          <w:szCs w:val="22"/>
-        </w:rPr>
-        <w:t xml:space="preserve"/>
-      </w:r>
-    </w:p>
-    <w:p>
-      <w:pPr>
-        <w:spacing w:after="120"/>
+        <w:spacing w:after="120" w:before="300"/>
         <w:jc w:val="center"/>
       </w:pPr>
       <w:r>
         <w:rPr>
+          <w:rFonts w:ascii="Calibri" w:cs="Calibri" w:eastAsia="Calibri" w:hAnsi="Calibri"/>
           <w:i/>
           <w:iCs/>
-          <w:color w:val="595959"/>
-          <w:sz w:val="22"/>
-          <w:szCs w:val="22"/>
+          <w:color w:val="000000"/>
+          <w:sz w:val="28"/>
+          <w:szCs w:val="28"/>
         </w:rPr>
         <w:t xml:space="preserve">Document destiné au professeur — ne pas distribuer</w:t>
       </w:r>
     </w:p>
     <w:p>
       <w:pPr>
-        <w:sectPr>
-          <w:pgSz w:w="11906" w:h="16838" w:orient="portrait"/>
-          <w:pgMar w:top="1440" w:right="1440" w:bottom="1440" w:left="1440" w:header="708" w:footer="708" w:gutter="0"/>
-          <w:pgNumType/>
-          <w:docGrid w:linePitch="360"/>
-        </w:sectPr>
-      </w:pPr>
+        <w:spacing w:after="120" w:before="4000"/>
+        <w:jc w:val="center"/>
+      </w:pPr>
+      <w:r>
+        <w:rPr>
+          <w:rFonts w:ascii="Calibri" w:cs="Calibri" w:eastAsia="Calibri" w:hAnsi="Calibri"/>
+          <w:color w:val="000000"/>
+          <w:sz w:val="36"/>
+          <w:szCs w:val="36"/>
+        </w:rPr>
+        <w:t xml:space="preserve">EPHEC — Bachelier en informatique, niveau 2</w:t>
+      </w:r>
+    </w:p>
+    <w:p>
+      <w:r>
+        <w:br w:type="page"/>
+      </w:r>
     </w:p>
     <w:p>
       <w:pPr>
@@ -321,6 +362,7 @@
     </w:p>
     <w:p>
       <w:pPr>
+        <w:keepNext w:val="false"/>
         <w:spacing w:after="120"/>
       </w:pPr>
       <w:r>
@@ -438,6 +480,7 @@
     </w:p>
     <w:p>
       <w:pPr>
+        <w:keepNext w:val="false"/>
         <w:spacing w:after="120"/>
       </w:pPr>
       <w:r>
@@ -635,6 +678,7 @@
     </w:p>
     <w:p>
       <w:pPr>
+        <w:keepNext w:val="false"/>
         <w:spacing w:after="120"/>
       </w:pPr>
       <w:r>
@@ -872,6 +916,7 @@
     </w:p>
     <w:p>
       <w:pPr>
+        <w:keepNext w:val="false"/>
         <w:spacing w:after="120"/>
       </w:pPr>
       <w:r>
@@ -997,6 +1042,7 @@
     </w:p>
     <w:p>
       <w:pPr>
+        <w:keepNext w:val="false"/>
         <w:spacing w:after="120"/>
       </w:pPr>
       <w:r>
@@ -1230,6 +1276,7 @@
     </w:tbl>
     <w:p>
       <w:pPr>
+        <w:keepNext w:val="false"/>
         <w:spacing w:after="120"/>
       </w:pPr>
       <w:r>
@@ -1766,10 +1813,9 @@
       </w:r>
     </w:p>
     <w:sectPr>
-      <w:footerReference w:type="default" r:id="rId8"/>
       <w:pgSz w:w="11906" w:h="16838" w:orient="portrait"/>
       <w:pgMar w:top="1440" w:right="1440" w:bottom="1440" w:left="1440" w:header="708" w:footer="708" w:gutter="0"/>
-      <w:pgNumType w:start="1"/>
+      <w:pgNumType/>
       <w:docGrid w:linePitch="360"/>
     </w:sectPr>
   </w:body>
@@ -1815,67 +1861,6 @@
     </w:p>
   </w:endnote>
 </w:endnotes>
-</file>
-
-<file path=word/footer1.xml><?xml version="1.0" encoding="utf-8"?>
-<w:ftr xmlns:w="http://schemas.openxmlformats.org/wordprocessingml/2006/main">
-  <w:p>
-    <w:pPr>
-      <w:jc w:val="center"/>
-      <w:rPr>
-        <w:sz w:val="18"/>
-        <w:szCs w:val="18"/>
-        <w:color w:val="595959"/>
-      </w:rPr>
-    </w:pPr>
-    <w:r>
-      <w:rPr>
-        <w:sz w:val="18"/>
-        <w:szCs w:val="18"/>
-        <w:color w:val="595959"/>
-      </w:rPr>
-      <w:t xml:space="preserve">Demo_TAB </w:t>
-    </w:r>
-    <w:r>
-      <w:fldChar w:fldCharType="begin"/>
-    </w:r>
-    <w:r>
-      <w:instrText xml:space="preserve"> PAGE </w:instrText>
-    </w:r>
-    <w:r>
-      <w:fldChar w:fldCharType="separate"/>
-    </w:r>
-    <w:r>
-      <w:t>1</w:t>
-    </w:r>
-    <w:r>
-      <w:fldChar w:fldCharType="end"/>
-    </w:r>
-    <w:r>
-      <w:rPr>
-        <w:sz w:val="18"/>
-        <w:szCs w:val="18"/>
-        <w:color w:val="595959"/>
-      </w:rPr>
-      <w:t xml:space="preserve"> / </w:t>
-    </w:r>
-    <w:r>
-      <w:fldChar w:fldCharType="begin"/>
-    </w:r>
-    <w:r>
-      <w:instrText xml:space="preserve"> SECTIONPAGES </w:instrText>
-    </w:r>
-    <w:r>
-      <w:fldChar w:fldCharType="separate"/>
-    </w:r>
-    <w:r>
-      <w:t>2</w:t>
-    </w:r>
-    <w:r>
-      <w:fldChar w:fldCharType="end"/>
-    </w:r>
-  </w:p>
-</w:ftr>
 </file>
 
 <file path=word/footnotes.xml><?xml version="1.0" encoding="utf-8"?>

--- a/_demos/Demo_TAB.docx
+++ b/_demos/Demo_TAB.docx
@@ -986,7 +986,7 @@
           <w:sz w:val="22"/>
           <w:szCs w:val="22"/>
         </w:rPr>
-        <w:t xml:space="preserve"> qui ne rend rien, et l'appeler.</w:t>
+        <w:t xml:space="preserve"> qui ne retourne rien, et l'appeler.</w:t>
       </w:r>
     </w:p>
     <w:p>
@@ -1050,7 +1050,7 @@
           <w:sz w:val="22"/>
           <w:szCs w:val="22"/>
         </w:rPr>
-        <w:t xml:space="preserve">Demander un vote à main levée avant de lancer : le tableau a-t-il changé ? La méthode ne rend rien, beaucoup diront non.</w:t>
+        <w:t xml:space="preserve">Demander un vote à main levée avant de lancer : le tableau a-t-il changé ? La méthode ne retourne rien, beaucoup diront non.</w:t>
       </w:r>
     </w:p>
     <w:tbl>

--- a/_demos/Demo_TAB.docx
+++ b/_demos/Demo_TAB.docx
@@ -1730,6 +1730,7 @@
                 <w:color w:val="E97132" w:themeColor="accent2"/>
                 <w:sz w:val="18"/>
                 <w:szCs w:val="18"/>
+                <w:u w:val="none"/>
               </w:rPr>
               <w:t xml:space="preserve">CC-NOM.5</w:t>
             </w:r>
